--- a/public/templates/PRINT PHARMACY ORDERS TEMPLATE.docx
+++ b/public/templates/PRINT PHARMACY ORDERS TEMPLATE.docx
@@ -18,8 +18,8 @@
         <w:tblLook w:val="04A0" w:firstRow="1" w:lastRow="0" w:firstColumn="1" w:lastColumn="0" w:noHBand="0" w:noVBand="1"/>
       </w:tblPr>
       <w:tblGrid>
-        <w:gridCol w:w="5745"/>
-        <w:gridCol w:w="1594"/>
+        <w:gridCol w:w="5774"/>
+        <w:gridCol w:w="1565"/>
       </w:tblGrid>
       <w:tr>
         <w:trPr>
@@ -55,7 +55,7 @@
                 <w:sz w:val="56"/>
                 <w:szCs w:val="56"/>
               </w:rPr>
-              <w:instrText xml:space="preserve"> MERGEFIELD NO </w:instrText>
+              <w:instrText xml:space="preserve"> MERGEFIELD Form_Number </w:instrText>
             </w:r>
             <w:r>
               <w:rPr>
@@ -74,7 +74,7 @@
                 <w:sz w:val="56"/>
                 <w:szCs w:val="56"/>
               </w:rPr>
-              <w:t>«NO»</w:t>
+              <w:t>«Form_Number»</w:t>
             </w:r>
             <w:r>
               <w:rPr>
@@ -185,7 +185,7 @@
                 <w:sz w:val="18"/>
                 <w:szCs w:val="18"/>
               </w:rPr>
-              <w:instrText xml:space="preserve"> MERGEFIELD Date_of_Form </w:instrText>
+              <w:instrText xml:space="preserve"> MERGEFIELD Date </w:instrText>
             </w:r>
             <w:r>
               <w:rPr>
@@ -202,7 +202,7 @@
                 <w:sz w:val="18"/>
                 <w:szCs w:val="18"/>
               </w:rPr>
-              <w:t>«Date_of_Form»</w:t>
+              <w:t>«Date»</w:t>
             </w:r>
             <w:r>
               <w:rPr>
@@ -351,109 +351,6 @@
             <w:pPr>
               <w:widowControl w:val="0"/>
               <w:spacing w:line="192" w:lineRule="auto"/>
-              <w:ind w:left="90" w:hanging="90"/>
-              <w:rPr>
-                <w:rFonts w:ascii="Calibri" w:eastAsia="Calibri" w:hAnsi="Calibri" w:cs="Calibri"/>
-                <w:sz w:val="18"/>
-                <w:szCs w:val="18"/>
-              </w:rPr>
-            </w:pPr>
-            <w:r>
-              <w:rPr>
-                <w:rFonts w:ascii="Calibri" w:eastAsia="Calibri" w:hAnsi="Calibri" w:cs="Calibri"/>
-                <w:b/>
-                <w:sz w:val="18"/>
-                <w:szCs w:val="18"/>
-              </w:rPr>
-              <w:t xml:space="preserve">APPT </w:t>
-            </w:r>
-            <w:proofErr w:type="gramStart"/>
-            <w:r>
-              <w:rPr>
-                <w:rFonts w:ascii="Calibri" w:eastAsia="Calibri" w:hAnsi="Calibri" w:cs="Calibri"/>
-                <w:b/>
-                <w:sz w:val="18"/>
-                <w:szCs w:val="18"/>
-              </w:rPr>
-              <w:t xml:space="preserve">PLACE </w:t>
-            </w:r>
-            <w:r>
-              <w:rPr>
-                <w:rFonts w:ascii="Calibri" w:eastAsia="Calibri" w:hAnsi="Calibri" w:cs="Calibri"/>
-                <w:sz w:val="18"/>
-                <w:szCs w:val="18"/>
-              </w:rPr>
-              <w:t>:</w:t>
-            </w:r>
-            <w:proofErr w:type="gramEnd"/>
-            <w:r>
-              <w:rPr>
-                <w:rFonts w:ascii="Calibri" w:eastAsia="Calibri" w:hAnsi="Calibri" w:cs="Calibri"/>
-                <w:sz w:val="18"/>
-                <w:szCs w:val="18"/>
-              </w:rPr>
-              <w:t xml:space="preserve"> </w:t>
-            </w:r>
-            <w:r>
-              <w:rPr>
-                <w:rFonts w:ascii="Calibri" w:eastAsia="Calibri" w:hAnsi="Calibri" w:cs="Calibri"/>
-                <w:sz w:val="18"/>
-                <w:szCs w:val="18"/>
-              </w:rPr>
-              <w:fldChar w:fldCharType="begin"/>
-            </w:r>
-            <w:r>
-              <w:rPr>
-                <w:rFonts w:ascii="Calibri" w:eastAsia="Calibri" w:hAnsi="Calibri" w:cs="Calibri"/>
-                <w:sz w:val="18"/>
-                <w:szCs w:val="18"/>
-              </w:rPr>
-              <w:instrText xml:space="preserve"> MERGEFIELD Appointment_Place </w:instrText>
-            </w:r>
-            <w:r>
-              <w:rPr>
-                <w:rFonts w:ascii="Calibri" w:eastAsia="Calibri" w:hAnsi="Calibri" w:cs="Calibri"/>
-                <w:sz w:val="18"/>
-                <w:szCs w:val="18"/>
-              </w:rPr>
-              <w:fldChar w:fldCharType="separate"/>
-            </w:r>
-            <w:r>
-              <w:rPr>
-                <w:rFonts w:ascii="Calibri" w:eastAsia="Calibri" w:hAnsi="Calibri" w:cs="Calibri"/>
-                <w:noProof/>
-                <w:sz w:val="18"/>
-                <w:szCs w:val="18"/>
-              </w:rPr>
-              <w:t>«Appointment_Place»</w:t>
-            </w:r>
-            <w:r>
-              <w:rPr>
-                <w:rFonts w:ascii="Calibri" w:eastAsia="Calibri" w:hAnsi="Calibri" w:cs="Calibri"/>
-                <w:sz w:val="18"/>
-                <w:szCs w:val="18"/>
-              </w:rPr>
-              <w:fldChar w:fldCharType="end"/>
-            </w:r>
-          </w:p>
-          <w:p>
-            <w:pPr>
-              <w:widowControl w:val="0"/>
-              <w:spacing w:line="192" w:lineRule="auto"/>
-              <w:ind w:left="90" w:hanging="90"/>
-              <w:rPr>
-                <w:rFonts w:ascii="Calibri" w:eastAsia="Calibri" w:hAnsi="Calibri" w:cs="Calibri"/>
-                <w:b/>
-                <w:sz w:val="18"/>
-                <w:szCs w:val="18"/>
-              </w:rPr>
-            </w:pPr>
-          </w:p>
-          <w:p>
-            <w:pPr>
-              <w:widowControl w:val="0"/>
-              <w:spacing w:line="192" w:lineRule="auto"/>
-              <w:ind w:left="90" w:hanging="90"/>
               <w:rPr>
                 <w:rFonts w:ascii="Calibri" w:eastAsia="Calibri" w:hAnsi="Calibri" w:cs="Calibri"/>
                 <w:sz w:val="18"/>
@@ -499,7 +396,7 @@
                 <w:rFonts w:ascii="Calibri" w:eastAsia="Calibri" w:hAnsi="Calibri" w:cs="Calibri"/>
                 <w:i/>
               </w:rPr>
-              <w:instrText xml:space="preserve"> MERGEFIELD Patient_Name </w:instrText>
+              <w:instrText xml:space="preserve"> MERGEFIELD Name </w:instrText>
             </w:r>
             <w:r>
               <w:rPr>
@@ -514,7 +411,7 @@
                 <w:i/>
                 <w:noProof/>
               </w:rPr>
-              <w:t>«Patient_Name»</w:t>
+              <w:t>«Name»</w:t>
             </w:r>
             <w:r>
               <w:rPr>
@@ -635,7 +532,7 @@
                 <w:sz w:val="18"/>
                 <w:szCs w:val="18"/>
               </w:rPr>
-              <w:instrText xml:space="preserve"> MERGEFIELD BruHIMs_Number </w:instrText>
+              <w:instrText xml:space="preserve"> MERGEFIELD BruHIMS_No </w:instrText>
             </w:r>
             <w:r>
               <w:rPr>
@@ -652,7 +549,7 @@
                 <w:sz w:val="18"/>
                 <w:szCs w:val="18"/>
               </w:rPr>
-              <w:t>«BruHIMs_Number»</w:t>
+              <w:t>«BruHIMS_No»</w:t>
             </w:r>
             <w:r>
               <w:rPr>
@@ -822,7 +719,7 @@
                 <w:sz w:val="18"/>
                 <w:szCs w:val="18"/>
               </w:rPr>
-              <w:instrText xml:space="preserve"> MERGEFIELD Phone_Number </w:instrText>
+              <w:instrText xml:space="preserve"> MERGEFIELD Phone_No </w:instrText>
             </w:r>
             <w:r>
               <w:rPr>
@@ -839,7 +736,7 @@
                 <w:sz w:val="18"/>
                 <w:szCs w:val="18"/>
               </w:rPr>
-              <w:t>«Phone_Number»</w:t>
+              <w:t>«Phone_No»</w:t>
             </w:r>
             <w:r>
               <w:rPr>
@@ -922,7 +819,7 @@
                 <w:sz w:val="18"/>
                 <w:szCs w:val="18"/>
               </w:rPr>
-              <w:instrText xml:space="preserve"> MERGEFIELD Additional_Phone_Number </w:instrText>
+              <w:instrText xml:space="preserve"> MERGEFIELD Additional_Phone_No </w:instrText>
             </w:r>
             <w:r>
               <w:rPr>
@@ -939,7 +836,7 @@
                 <w:sz w:val="18"/>
                 <w:szCs w:val="18"/>
               </w:rPr>
-              <w:t>«Additional_Phone_Number»</w:t>
+              <w:t>«Additional_Phone_No»</w:t>
             </w:r>
             <w:r>
               <w:rPr>
@@ -986,7 +883,7 @@
       </w:tblGrid>
       <w:tr>
         <w:trPr>
-          <w:trHeight w:val="19"/>
+          <w:trHeight w:val="2160"/>
           <w:jc w:val="center"/>
         </w:trPr>
         <w:tc>
@@ -1270,6 +1167,7 @@
             </w:tblGrid>
             <w:tr>
               <w:trPr>
+                <w:trHeight w:val="144"/>
                 <w:jc w:val="center"/>
               </w:trPr>
               <w:tc>
@@ -1434,7 +1332,7 @@
       </w:tr>
       <w:tr>
         <w:trPr>
-          <w:trHeight w:val="34"/>
+          <w:trHeight w:val="288"/>
           <w:jc w:val="center"/>
         </w:trPr>
         <w:tc>
@@ -1817,7 +1715,7 @@
                 <w:sz w:val="28"/>
                 <w:szCs w:val="28"/>
               </w:rPr>
-              <w:instrText xml:space="preserve"> MERGEFIELD Delivery_Code </w:instrText>
+              <w:instrText xml:space="preserve"> MERGEFIELD Code </w:instrText>
             </w:r>
             <w:r>
               <w:rPr>
@@ -1836,7 +1734,7 @@
                 <w:sz w:val="28"/>
                 <w:szCs w:val="28"/>
               </w:rPr>
-              <w:t>«Delivery_Code»</w:t>
+              <w:t>«Code»</w:t>
             </w:r>
             <w:r>
               <w:rPr>
@@ -1981,7 +1879,7 @@
               <w:rPr>
                 <w:rFonts w:ascii="IDAutomationHC39M Free Version" w:eastAsia="Calibri" w:hAnsi="IDAutomationHC39M Free Version" w:cs="Calibri"/>
               </w:rPr>
-              <w:instrText xml:space="preserve"> MERGEFIELD Tracking_Number </w:instrText>
+              <w:instrText xml:space="preserve"> MERGEFIELD Tracking_No </w:instrText>
             </w:r>
             <w:r>
               <w:rPr>
@@ -2001,7 +1899,7 @@
                 <w:rFonts w:ascii="IDAutomationHC39M Free Version" w:eastAsia="Calibri" w:hAnsi="IDAutomationHC39M Free Version" w:cs="Calibri"/>
                 <w:noProof/>
               </w:rPr>
-              <w:t>Tracking_Number</w:t>
+              <w:t>Tracking_No</w:t>
             </w:r>
             <w:r>
               <w:rPr>
@@ -2111,6 +2009,18 @@
         </w:rPr>
         <w:t xml:space="preserve"> UNTUK SEBARANG PERTANYAAN MENGENAI BEKALAN UBAT AWDA</w:t>
       </w:r>
+    </w:p>
+    <w:p>
+      <w:pPr>
+        <w:spacing w:line="240" w:lineRule="auto"/>
+        <w:jc w:val="center"/>
+        <w:rPr>
+          <w:rFonts w:ascii="Calibri" w:eastAsia="Calibri" w:hAnsi="Calibri" w:cs="Calibri"/>
+          <w:i/>
+          <w:sz w:val="14"/>
+          <w:szCs w:val="14"/>
+        </w:rPr>
+      </w:pPr>
     </w:p>
     <w:p>
       <w:pPr>
@@ -2201,8 +2111,8 @@
         <w:tblLook w:val="04A0" w:firstRow="1" w:lastRow="0" w:firstColumn="1" w:lastColumn="0" w:noHBand="0" w:noVBand="1"/>
       </w:tblPr>
       <w:tblGrid>
-        <w:gridCol w:w="5755"/>
-        <w:gridCol w:w="1620"/>
+        <w:gridCol w:w="6061"/>
+        <w:gridCol w:w="1314"/>
       </w:tblGrid>
       <w:tr>
         <w:trPr>
@@ -2284,7 +2194,7 @@
                 <w:sz w:val="56"/>
                 <w:szCs w:val="56"/>
               </w:rPr>
-              <w:instrText xml:space="preserve"> MERGEFIELD NO </w:instrText>
+              <w:instrText xml:space="preserve"> MERGEFIELD Form_Number </w:instrText>
             </w:r>
             <w:r>
               <w:rPr>
@@ -2303,7 +2213,7 @@
                 <w:sz w:val="56"/>
                 <w:szCs w:val="56"/>
               </w:rPr>
-              <w:t>«NO»</w:t>
+              <w:t>«Form_Number»</w:t>
             </w:r>
             <w:r>
               <w:rPr>
@@ -2414,7 +2324,7 @@
                 <w:sz w:val="18"/>
                 <w:szCs w:val="18"/>
               </w:rPr>
-              <w:instrText xml:space="preserve"> MERGEFIELD Date_of_Form </w:instrText>
+              <w:instrText xml:space="preserve"> MERGEFIELD Date </w:instrText>
             </w:r>
             <w:r>
               <w:rPr>
@@ -2431,7 +2341,7 @@
                 <w:sz w:val="18"/>
                 <w:szCs w:val="18"/>
               </w:rPr>
-              <w:t>«Date_of_Form»</w:t>
+              <w:t>«Date»</w:t>
             </w:r>
             <w:r>
               <w:rPr>
@@ -2587,15 +2497,6 @@
                 <w:szCs w:val="18"/>
               </w:rPr>
             </w:pPr>
-            <w:r>
-              <w:rPr>
-                <w:rFonts w:ascii="Calibri" w:eastAsia="Calibri" w:hAnsi="Calibri" w:cs="Calibri"/>
-                <w:b/>
-                <w:sz w:val="18"/>
-                <w:szCs w:val="18"/>
-              </w:rPr>
-              <w:t xml:space="preserve">APPT </w:t>
-            </w:r>
             <w:proofErr w:type="gramStart"/>
             <w:r>
               <w:rPr>
@@ -2604,15 +2505,15 @@
                 <w:sz w:val="18"/>
                 <w:szCs w:val="18"/>
               </w:rPr>
-              <w:t xml:space="preserve">PLACE </w:t>
-            </w:r>
-            <w:r>
-              <w:rPr>
-                <w:rFonts w:ascii="Calibri" w:eastAsia="Calibri" w:hAnsi="Calibri" w:cs="Calibri"/>
-                <w:sz w:val="18"/>
-                <w:szCs w:val="18"/>
-              </w:rPr>
-              <w:t>:</w:t>
+              <w:t>NAME</w:t>
+            </w:r>
+            <w:r>
+              <w:rPr>
+                <w:rFonts w:ascii="Calibri" w:eastAsia="Calibri" w:hAnsi="Calibri" w:cs="Calibri"/>
+                <w:sz w:val="18"/>
+                <w:szCs w:val="18"/>
+              </w:rPr>
+              <w:t xml:space="preserve"> :</w:t>
             </w:r>
             <w:proofErr w:type="gramEnd"/>
             <w:r>
@@ -2626,109 +2527,16 @@
             <w:r>
               <w:rPr>
                 <w:rFonts w:ascii="Calibri" w:eastAsia="Calibri" w:hAnsi="Calibri" w:cs="Calibri"/>
-                <w:sz w:val="18"/>
-                <w:szCs w:val="18"/>
+                <w:i/>
               </w:rPr>
               <w:fldChar w:fldCharType="begin"/>
             </w:r>
             <w:r>
               <w:rPr>
                 <w:rFonts w:ascii="Calibri" w:eastAsia="Calibri" w:hAnsi="Calibri" w:cs="Calibri"/>
-                <w:sz w:val="18"/>
-                <w:szCs w:val="18"/>
-              </w:rPr>
-              <w:instrText xml:space="preserve"> MERGEFIELD Appointment_Place </w:instrText>
-            </w:r>
-            <w:r>
-              <w:rPr>
-                <w:rFonts w:ascii="Calibri" w:eastAsia="Calibri" w:hAnsi="Calibri" w:cs="Calibri"/>
-                <w:sz w:val="18"/>
-                <w:szCs w:val="18"/>
-              </w:rPr>
-              <w:fldChar w:fldCharType="separate"/>
-            </w:r>
-            <w:r>
-              <w:rPr>
-                <w:rFonts w:ascii="Calibri" w:eastAsia="Calibri" w:hAnsi="Calibri" w:cs="Calibri"/>
-                <w:noProof/>
-                <w:sz w:val="18"/>
-                <w:szCs w:val="18"/>
-              </w:rPr>
-              <w:t>«Appointment_Place»</w:t>
-            </w:r>
-            <w:r>
-              <w:rPr>
-                <w:rFonts w:ascii="Calibri" w:eastAsia="Calibri" w:hAnsi="Calibri" w:cs="Calibri"/>
-                <w:sz w:val="18"/>
-                <w:szCs w:val="18"/>
-              </w:rPr>
-              <w:fldChar w:fldCharType="end"/>
-            </w:r>
-          </w:p>
-          <w:p>
-            <w:pPr>
-              <w:widowControl w:val="0"/>
-              <w:spacing w:line="192" w:lineRule="auto"/>
-              <w:ind w:left="90" w:hanging="90"/>
-              <w:rPr>
-                <w:rFonts w:ascii="Calibri" w:eastAsia="Calibri" w:hAnsi="Calibri" w:cs="Calibri"/>
-                <w:b/>
-                <w:sz w:val="18"/>
-                <w:szCs w:val="18"/>
-              </w:rPr>
-            </w:pPr>
-          </w:p>
-          <w:p>
-            <w:pPr>
-              <w:widowControl w:val="0"/>
-              <w:spacing w:line="192" w:lineRule="auto"/>
-              <w:ind w:left="90" w:hanging="90"/>
-              <w:rPr>
-                <w:rFonts w:ascii="Calibri" w:eastAsia="Calibri" w:hAnsi="Calibri" w:cs="Calibri"/>
-                <w:sz w:val="18"/>
-                <w:szCs w:val="18"/>
-              </w:rPr>
-            </w:pPr>
-            <w:proofErr w:type="gramStart"/>
-            <w:r>
-              <w:rPr>
-                <w:rFonts w:ascii="Calibri" w:eastAsia="Calibri" w:hAnsi="Calibri" w:cs="Calibri"/>
-                <w:b/>
-                <w:sz w:val="18"/>
-                <w:szCs w:val="18"/>
-              </w:rPr>
-              <w:t>NAME</w:t>
-            </w:r>
-            <w:r>
-              <w:rPr>
-                <w:rFonts w:ascii="Calibri" w:eastAsia="Calibri" w:hAnsi="Calibri" w:cs="Calibri"/>
-                <w:sz w:val="18"/>
-                <w:szCs w:val="18"/>
-              </w:rPr>
-              <w:t xml:space="preserve"> :</w:t>
-            </w:r>
-            <w:proofErr w:type="gramEnd"/>
-            <w:r>
-              <w:rPr>
-                <w:rFonts w:ascii="Calibri" w:eastAsia="Calibri" w:hAnsi="Calibri" w:cs="Calibri"/>
-                <w:sz w:val="18"/>
-                <w:szCs w:val="18"/>
-              </w:rPr>
-              <w:t xml:space="preserve"> </w:t>
-            </w:r>
-            <w:r>
-              <w:rPr>
-                <w:rFonts w:ascii="Calibri" w:eastAsia="Calibri" w:hAnsi="Calibri" w:cs="Calibri"/>
                 <w:i/>
               </w:rPr>
-              <w:fldChar w:fldCharType="begin"/>
-            </w:r>
-            <w:r>
-              <w:rPr>
-                <w:rFonts w:ascii="Calibri" w:eastAsia="Calibri" w:hAnsi="Calibri" w:cs="Calibri"/>
-                <w:i/>
-              </w:rPr>
-              <w:instrText xml:space="preserve"> MERGEFIELD Patient_Name </w:instrText>
+              <w:instrText xml:space="preserve"> MERGEFIELD Name </w:instrText>
             </w:r>
             <w:r>
               <w:rPr>
@@ -2743,7 +2551,7 @@
                 <w:i/>
                 <w:noProof/>
               </w:rPr>
-              <w:t>«Patient_Name»</w:t>
+              <w:t>«Name»</w:t>
             </w:r>
             <w:r>
               <w:rPr>
@@ -2864,7 +2672,7 @@
                 <w:sz w:val="18"/>
                 <w:szCs w:val="18"/>
               </w:rPr>
-              <w:instrText xml:space="preserve"> MERGEFIELD BruHIMs_Number </w:instrText>
+              <w:instrText xml:space="preserve"> MERGEFIELD BruHIMS_No </w:instrText>
             </w:r>
             <w:r>
               <w:rPr>
@@ -2881,7 +2689,7 @@
                 <w:sz w:val="18"/>
                 <w:szCs w:val="18"/>
               </w:rPr>
-              <w:t>«BruHIMs_Number»</w:t>
+              <w:t>«BruHIMS_No»</w:t>
             </w:r>
             <w:r>
               <w:rPr>
@@ -3051,7 +2859,7 @@
                 <w:sz w:val="18"/>
                 <w:szCs w:val="18"/>
               </w:rPr>
-              <w:instrText xml:space="preserve"> MERGEFIELD Phone_Number </w:instrText>
+              <w:instrText xml:space="preserve"> MERGEFIELD Phone_No </w:instrText>
             </w:r>
             <w:r>
               <w:rPr>
@@ -3068,7 +2876,7 @@
                 <w:sz w:val="18"/>
                 <w:szCs w:val="18"/>
               </w:rPr>
-              <w:t>«Phone_Number»</w:t>
+              <w:t>«Phone_No»</w:t>
             </w:r>
             <w:r>
               <w:rPr>
@@ -3151,7 +2959,7 @@
                 <w:sz w:val="18"/>
                 <w:szCs w:val="18"/>
               </w:rPr>
-              <w:instrText xml:space="preserve"> MERGEFIELD Additional_Phone_Number </w:instrText>
+              <w:instrText xml:space="preserve"> MERGEFIELD Additional_Phone_No </w:instrText>
             </w:r>
             <w:r>
               <w:rPr>
@@ -3168,7 +2976,7 @@
                 <w:sz w:val="18"/>
                 <w:szCs w:val="18"/>
               </w:rPr>
-              <w:t>«Additional_Phone_Number»</w:t>
+              <w:t>«Additional_Phone_No»</w:t>
             </w:r>
             <w:r>
               <w:rPr>
@@ -3214,7 +3022,7 @@
       </w:tblGrid>
       <w:tr>
         <w:trPr>
-          <w:trHeight w:val="19"/>
+          <w:trHeight w:val="2160"/>
           <w:jc w:val="center"/>
         </w:trPr>
         <w:tc>
@@ -3498,6 +3306,7 @@
             </w:tblGrid>
             <w:tr>
               <w:trPr>
+                <w:trHeight w:val="144"/>
                 <w:jc w:val="center"/>
               </w:trPr>
               <w:tc>
@@ -3662,7 +3471,7 @@
       </w:tr>
       <w:tr>
         <w:trPr>
-          <w:trHeight w:val="214"/>
+          <w:trHeight w:val="288"/>
           <w:jc w:val="center"/>
         </w:trPr>
         <w:tc>
@@ -4023,7 +3832,7 @@
                 <w:sz w:val="28"/>
                 <w:szCs w:val="28"/>
               </w:rPr>
-              <w:instrText xml:space="preserve"> MERGEFIELD Delivery_Code </w:instrText>
+              <w:instrText xml:space="preserve"> MERGEFIELD Code </w:instrText>
             </w:r>
             <w:r>
               <w:rPr>
@@ -4042,7 +3851,7 @@
                 <w:sz w:val="28"/>
                 <w:szCs w:val="28"/>
               </w:rPr>
-              <w:t>«Delivery_Code»</w:t>
+              <w:t>«Code»</w:t>
             </w:r>
             <w:r>
               <w:rPr>
@@ -4187,7 +3996,7 @@
               <w:rPr>
                 <w:rFonts w:ascii="IDAutomationHC39M Free Version" w:eastAsia="Calibri" w:hAnsi="IDAutomationHC39M Free Version" w:cs="Calibri"/>
               </w:rPr>
-              <w:instrText xml:space="preserve"> MERGEFIELD Tracking_Number </w:instrText>
+              <w:instrText xml:space="preserve"> MERGEFIELD Tracking_No </w:instrText>
             </w:r>
             <w:r>
               <w:rPr>
@@ -4207,7 +4016,7 @@
                 <w:rFonts w:ascii="IDAutomationHC39M Free Version" w:eastAsia="Calibri" w:hAnsi="IDAutomationHC39M Free Version" w:cs="Calibri"/>
                 <w:noProof/>
               </w:rPr>
-              <w:t>Tracking_Number</w:t>
+              <w:t>Tracking_No</w:t>
             </w:r>
             <w:r>
               <w:rPr>
